--- a/אפיון shipment.docx
+++ b/אפיון shipment.docx
@@ -49,14 +49,12 @@
       <w:pPr>
         <w:jc w:val="right"/>
       </w:pPr>
-      <w:proofErr w:type="spellStart"/>
       <w:r>
         <w:rPr>
           <w:u w:val="single"/>
         </w:rPr>
         <w:t>ShipmentStatus</w:t>
       </w:r>
-      <w:proofErr w:type="spellEnd"/>
       <w:r>
         <w:rPr>
           <w:u w:val="single"/>
@@ -76,428 +74,341 @@
       <w:pPr>
         <w:jc w:val="right"/>
       </w:pPr>
-      <w:proofErr w:type="spellStart"/>
+      <w:r>
+        <w:t>orderId: number</w:t>
+      </w:r>
+    </w:p>
+    <w:p>
+      <w:pPr>
+        <w:jc w:val="right"/>
+      </w:pPr>
+      <w:r>
+        <w:t>status: orderStatus</w:t>
+      </w:r>
+    </w:p>
+    <w:p>
+      <w:pPr>
+        <w:jc w:val="right"/>
+      </w:pPr>
+      <w:r>
+        <w:t>eventTime: datetime</w:t>
+      </w:r>
+    </w:p>
+    <w:p>
+      <w:pPr>
+        <w:jc w:val="right"/>
+        <w:rPr>
+          <w:u w:val="single"/>
+        </w:rPr>
+      </w:pPr>
+      <w:r>
+        <w:rPr>
+          <w:u w:val="single"/>
+        </w:rPr>
+        <w:t>orderStatus</w:t>
+      </w:r>
+    </w:p>
+    <w:p>
+      <w:pPr>
+        <w:jc w:val="right"/>
+        <w:rPr>
+          <w:rtl/>
+        </w:rPr>
+      </w:pPr>
+      <w:r>
+        <w:t>Created</w:t>
+      </w:r>
+    </w:p>
+    <w:p>
+      <w:pPr>
+        <w:jc w:val="right"/>
+        <w:rPr>
+          <w:rtl/>
+        </w:rPr>
+      </w:pPr>
+      <w:r>
+        <w:t>Packed</w:t>
+      </w:r>
+    </w:p>
+    <w:p>
+      <w:pPr>
+        <w:jc w:val="right"/>
+        <w:rPr>
+          <w:rtl/>
+        </w:rPr>
+      </w:pPr>
+      <w:r>
+        <w:t>Shipped</w:t>
+      </w:r>
+    </w:p>
+    <w:p>
+      <w:pPr>
+        <w:jc w:val="right"/>
+        <w:rPr>
+          <w:rtl/>
+        </w:rPr>
+      </w:pPr>
+      <w:r>
+        <w:t>Delivered</w:t>
+      </w:r>
+    </w:p>
+    <w:p>
+      <w:pPr>
+        <w:jc w:val="right"/>
+        <w:rPr>
+          <w:u w:val="single"/>
+        </w:rPr>
+      </w:pPr>
+      <w:r>
+        <w:rPr>
+          <w:u w:val="single"/>
+        </w:rPr>
+        <w:t>Functions:</w:t>
+      </w:r>
+    </w:p>
+    <w:p>
+      <w:pPr>
+        <w:jc w:val="right"/>
+      </w:pPr>
+      <w:r>
+        <w:t>Route(</w:t>
+      </w:r>
+      <w:r>
+        <w:t>/</w:t>
+      </w:r>
+      <w:r>
+        <w:t>shipment</w:t>
+      </w:r>
+      <w:r>
+        <w:t>s</w:t>
+      </w:r>
+      <w:r>
+        <w:t>)</w:t>
+      </w:r>
+    </w:p>
+    <w:p/>
+    <w:p>
+      <w:pPr>
+        <w:jc w:val="right"/>
+      </w:pPr>
+      <w:r>
+        <w:t>GET route(/getTimeline:orderId)</w:t>
+      </w:r>
+    </w:p>
+    <w:p>
+      <w:pPr>
+        <w:jc w:val="right"/>
+      </w:pPr>
+      <w:r>
+        <w:t>getTimeline(@param orderId:number)</w:t>
+      </w:r>
+    </w:p>
+    <w:p>
+      <w:pPr>
+        <w:jc w:val="right"/>
+        <w:rPr>
+          <w:rtl/>
+        </w:rPr>
+      </w:pPr>
+      <w:r>
+        <w:rPr>
+          <w:rFonts w:hint="cs"/>
+          <w:rtl/>
+        </w:rPr>
+        <w:t>החזרת זמני התהליך של המשלוח</w:t>
+      </w:r>
+    </w:p>
+    <w:p>
+      <w:pPr>
+        <w:jc w:val="right"/>
+        <w:rPr>
+          <w:rtl/>
+        </w:rPr>
+      </w:pPr>
+    </w:p>
+    <w:p>
+      <w:pPr>
+        <w:jc w:val="right"/>
+      </w:pPr>
+      <w:r>
+        <w:rPr>
+          <w:rFonts w:hint="cs"/>
+        </w:rPr>
+        <w:t>GET</w:t>
+      </w:r>
+      <w:r>
+        <w:t xml:space="preserve"> (</w:t>
+      </w:r>
+      <w:r>
+        <w:t>/</w:t>
+      </w:r>
+      <w:r>
+        <w:t>getCurrentStatus</w:t>
+      </w:r>
+      <w:r>
+        <w:t>:</w:t>
+      </w:r>
+      <w:r>
+        <w:t>orderId)</w:t>
+      </w:r>
+    </w:p>
+    <w:p>
+      <w:pPr>
+        <w:jc w:val="right"/>
+      </w:pPr>
+      <w:r>
+        <w:t>getCurrentStatus (@param orderId:number)</w:t>
+      </w:r>
+    </w:p>
+    <w:p>
+      <w:pPr>
+        <w:jc w:val="right"/>
+        <w:rPr>
+          <w:rtl/>
+        </w:rPr>
+      </w:pPr>
+      <w:r>
+        <w:rPr>
+          <w:rFonts w:hint="cs"/>
+          <w:rtl/>
+        </w:rPr>
+        <w:t xml:space="preserve">החזרת הסטטוס הנוכחי של </w:t>
+      </w:r>
+      <w:r>
+        <w:rPr>
+          <w:rFonts w:hint="cs"/>
+          <w:rtl/>
+        </w:rPr>
+        <w:t>המשלוח</w:t>
+      </w:r>
+      <w:r>
+        <w:rPr>
+          <w:rFonts w:hint="cs"/>
+          <w:rtl/>
+        </w:rPr>
+        <w:t>- הרשומה האחרונה שנכנסה</w:t>
+      </w:r>
+      <w:r>
+        <w:rPr>
+          <w:rFonts w:hint="cs"/>
+          <w:rtl/>
+        </w:rPr>
+        <w:t xml:space="preserve"> </w:t>
+      </w:r>
+    </w:p>
+    <w:p>
+      <w:pPr>
+        <w:jc w:val="right"/>
+        <w:rPr>
+          <w:rtl/>
+        </w:rPr>
+      </w:pPr>
+    </w:p>
+    <w:p>
+      <w:pPr>
+        <w:jc w:val="right"/>
+      </w:pPr>
+      <w:r>
+        <w:t>Exceptions:</w:t>
+      </w:r>
+    </w:p>
+    <w:p>
+      <w:pPr>
+        <w:jc w:val="right"/>
+        <w:rPr>
+          <w:rtl/>
+        </w:rPr>
+      </w:pPr>
+      <w:r>
+        <w:rPr>
+          <w:rFonts w:hint="cs"/>
+          <w:rtl/>
+        </w:rPr>
+        <w:t xml:space="preserve">החזרת 200 בהצלחה, </w:t>
+      </w:r>
+    </w:p>
+    <w:p>
+      <w:pPr>
+        <w:jc w:val="right"/>
+        <w:rPr>
+          <w:rtl/>
+        </w:rPr>
+      </w:pPr>
+      <w:r>
+        <w:rPr>
+          <w:rFonts w:hint="cs"/>
+          <w:rtl/>
+        </w:rPr>
+        <w:t>החזרת 404 ב</w:t>
+      </w:r>
       <w:r>
         <w:t>orderId</w:t>
       </w:r>
-      <w:proofErr w:type="spellEnd"/>
-      <w:r>
-        <w:t>: number</w:t>
-      </w:r>
-    </w:p>
-    <w:p>
-      <w:pPr>
-        <w:jc w:val="right"/>
-      </w:pPr>
-      <w:r>
-        <w:t xml:space="preserve">status: </w:t>
-      </w:r>
-      <w:proofErr w:type="spellStart"/>
-      <w:r>
-        <w:t>orderStatus</w:t>
-      </w:r>
-      <w:proofErr w:type="spellEnd"/>
-    </w:p>
-    <w:p>
-      <w:pPr>
-        <w:jc w:val="right"/>
-      </w:pPr>
-      <w:proofErr w:type="spellStart"/>
-      <w:r>
-        <w:t>eventTime</w:t>
-      </w:r>
-      <w:proofErr w:type="spellEnd"/>
-      <w:r>
-        <w:t>: datetime</w:t>
-      </w:r>
-    </w:p>
-    <w:p>
-      <w:pPr>
-        <w:jc w:val="right"/>
-        <w:rPr>
-          <w:u w:val="single"/>
-        </w:rPr>
-      </w:pPr>
-      <w:proofErr w:type="spellStart"/>
-      <w:r>
-        <w:rPr>
-          <w:u w:val="single"/>
-        </w:rPr>
-        <w:t>orderStatus</w:t>
-      </w:r>
-      <w:proofErr w:type="spellEnd"/>
-    </w:p>
-    <w:p>
-      <w:pPr>
-        <w:jc w:val="right"/>
+      <w:r>
         <w:rPr>
           <w:rFonts w:hint="cs"/>
           <w:rtl/>
         </w:rPr>
-      </w:pPr>
-      <w:r>
-        <w:t>Created</w:t>
-      </w:r>
-    </w:p>
-    <w:p>
-      <w:pPr>
-        <w:jc w:val="right"/>
-        <w:rPr>
-          <w:rtl/>
-        </w:rPr>
-      </w:pPr>
-      <w:r>
-        <w:t>Packed</w:t>
-      </w:r>
-    </w:p>
-    <w:p>
-      <w:pPr>
-        <w:jc w:val="right"/>
+        <w:t xml:space="preserve"> שגוי</w:t>
+      </w:r>
+    </w:p>
+    <w:p>
+      <w:pPr>
+        <w:jc w:val="right"/>
+      </w:pPr>
+    </w:p>
+    <w:p>
+      <w:pPr>
+        <w:jc w:val="right"/>
+        <w:rPr>
+          <w:rtl/>
+        </w:rPr>
+      </w:pPr>
+    </w:p>
+    <w:p>
+      <w:pPr>
+        <w:jc w:val="center"/>
+        <w:rPr>
+          <w:u w:val="single"/>
+          <w:rtl/>
+        </w:rPr>
+      </w:pPr>
+      <w:r>
         <w:rPr>
           <w:rFonts w:hint="cs"/>
-          <w:rtl/>
-        </w:rPr>
-      </w:pPr>
-      <w:r>
-        <w:t>Shipped</w:t>
-      </w:r>
-    </w:p>
-    <w:p>
-      <w:pPr>
-        <w:jc w:val="right"/>
+          <w:u w:val="single"/>
+          <w:rtl/>
+        </w:rPr>
+        <w:t xml:space="preserve">אפיון טבלאות </w:t>
+      </w:r>
+      <w:r>
         <w:rPr>
           <w:rFonts w:hint="cs"/>
-          <w:rtl/>
-        </w:rPr>
-      </w:pPr>
-      <w:r>
-        <w:t>Delivered</w:t>
-      </w:r>
-    </w:p>
-    <w:p>
-      <w:pPr>
-        <w:jc w:val="right"/>
-        <w:rPr>
-          <w:u w:val="single"/>
-        </w:rPr>
-      </w:pPr>
-      <w:r>
-        <w:rPr>
-          <w:u w:val="single"/>
-        </w:rPr>
-        <w:t>Functions:</w:t>
-      </w:r>
-    </w:p>
-    <w:p>
-      <w:pPr>
-        <w:jc w:val="right"/>
-      </w:pPr>
-      <w:r>
-        <w:t>Route(</w:t>
-      </w:r>
-      <w:r>
-        <w:t>/</w:t>
-      </w:r>
-      <w:r>
-        <w:t>shipment</w:t>
-      </w:r>
-      <w:r>
-        <w:t>s</w:t>
-      </w:r>
-      <w:r>
-        <w:t>)</w:t>
-      </w:r>
-    </w:p>
-    <w:p/>
-    <w:p>
-      <w:pPr>
-        <w:jc w:val="right"/>
-      </w:pPr>
-      <w:r>
-        <w:t>GET route(/</w:t>
-      </w:r>
-      <w:proofErr w:type="spellStart"/>
-      <w:proofErr w:type="gramStart"/>
-      <w:r>
-        <w:t>getTimeline:orderId</w:t>
-      </w:r>
-      <w:proofErr w:type="spellEnd"/>
-      <w:proofErr w:type="gramEnd"/>
-      <w:r>
-        <w:t>)</w:t>
-      </w:r>
-    </w:p>
-    <w:p>
-      <w:pPr>
-        <w:jc w:val="right"/>
-      </w:pPr>
-      <w:proofErr w:type="spellStart"/>
-      <w:proofErr w:type="gramStart"/>
-      <w:r>
-        <w:t>getTimeline</w:t>
-      </w:r>
-      <w:proofErr w:type="spellEnd"/>
-      <w:r>
-        <w:t>(</w:t>
-      </w:r>
-      <w:proofErr w:type="gramEnd"/>
-      <w:r>
-        <w:t xml:space="preserve">@param </w:t>
-      </w:r>
-      <w:proofErr w:type="spellStart"/>
-      <w:r>
-        <w:t>orderId:number</w:t>
-      </w:r>
-      <w:proofErr w:type="spellEnd"/>
-      <w:r>
-        <w:t>)</w:t>
-      </w:r>
-    </w:p>
-    <w:p>
-      <w:pPr>
-        <w:jc w:val="right"/>
-        <w:rPr>
-          <w:rtl/>
-        </w:rPr>
-      </w:pPr>
+          <w:u w:val="single"/>
+        </w:rPr>
+        <w:t>DB</w:t>
+      </w:r>
       <w:r>
         <w:rPr>
           <w:rFonts w:hint="cs"/>
-          <w:rtl/>
-        </w:rPr>
-        <w:t>החזרת זמני התהליך של המשלוח</w:t>
-      </w:r>
-    </w:p>
-    <w:p>
-      <w:pPr>
-        <w:jc w:val="right"/>
-        <w:rPr>
-          <w:rtl/>
-        </w:rPr>
-      </w:pPr>
-    </w:p>
-    <w:p>
-      <w:pPr>
-        <w:jc w:val="right"/>
-      </w:pPr>
-      <w:r>
-        <w:rPr>
-          <w:rFonts w:hint="cs"/>
-        </w:rPr>
-        <w:t>GET</w:t>
-      </w:r>
-      <w:r>
-        <w:t xml:space="preserve"> (</w:t>
-      </w:r>
-      <w:r>
-        <w:t>/</w:t>
-      </w:r>
-      <w:proofErr w:type="spellStart"/>
-      <w:proofErr w:type="gramStart"/>
-      <w:r>
-        <w:t>getCurrentStatus</w:t>
-      </w:r>
-      <w:r>
+          <w:u w:val="single"/>
+          <w:rtl/>
+        </w:rPr>
         <w:t>:</w:t>
       </w:r>
-      <w:r>
-        <w:t>orderId</w:t>
-      </w:r>
-      <w:proofErr w:type="spellEnd"/>
-      <w:proofErr w:type="gramEnd"/>
-      <w:r>
-        <w:t>)</w:t>
-      </w:r>
-    </w:p>
-    <w:p>
-      <w:pPr>
-        <w:jc w:val="right"/>
-      </w:pPr>
-      <w:proofErr w:type="spellStart"/>
-      <w:r>
-        <w:t>getCurrentStatus</w:t>
-      </w:r>
-      <w:proofErr w:type="spellEnd"/>
-      <w:r>
-        <w:t xml:space="preserve"> </w:t>
-      </w:r>
-      <w:r>
-        <w:t xml:space="preserve">(@param </w:t>
-      </w:r>
-      <w:proofErr w:type="spellStart"/>
-      <w:proofErr w:type="gramStart"/>
-      <w:r>
-        <w:t>orderId:number</w:t>
-      </w:r>
-      <w:proofErr w:type="spellEnd"/>
-      <w:proofErr w:type="gramEnd"/>
-      <w:r>
-        <w:t>)</w:t>
-      </w:r>
-    </w:p>
-    <w:p>
-      <w:pPr>
-        <w:jc w:val="right"/>
-        <w:rPr>
-          <w:rtl/>
-        </w:rPr>
-      </w:pPr>
-      <w:r>
-        <w:rPr>
-          <w:rFonts w:hint="cs"/>
-          <w:rtl/>
-        </w:rPr>
-        <w:t xml:space="preserve">החזרת הסטטוס הנוכחי של </w:t>
-      </w:r>
-      <w:r>
-        <w:rPr>
-          <w:rFonts w:hint="cs"/>
-          <w:rtl/>
-        </w:rPr>
-        <w:t>המשלוח</w:t>
-      </w:r>
-      <w:r>
-        <w:rPr>
-          <w:rFonts w:hint="cs"/>
-          <w:rtl/>
-        </w:rPr>
-        <w:t>- הרשומה האחרונה שנכנסה</w:t>
-      </w:r>
-      <w:r>
-        <w:rPr>
-          <w:rFonts w:hint="cs"/>
-          <w:rtl/>
-        </w:rPr>
-        <w:t xml:space="preserve"> </w:t>
-      </w:r>
-    </w:p>
-    <w:p>
-      <w:pPr>
-        <w:jc w:val="right"/>
-        <w:rPr>
-          <w:rtl/>
-        </w:rPr>
-      </w:pPr>
-    </w:p>
-    <w:p>
-      <w:pPr>
-        <w:jc w:val="right"/>
-      </w:pPr>
-      <w:r>
-        <w:t>Exceptions:</w:t>
-      </w:r>
-    </w:p>
-    <w:p>
-      <w:pPr>
-        <w:jc w:val="right"/>
-        <w:rPr>
-          <w:rtl/>
-        </w:rPr>
-      </w:pPr>
-      <w:r>
-        <w:rPr>
-          <w:rFonts w:hint="cs"/>
-          <w:rtl/>
-        </w:rPr>
-        <w:t xml:space="preserve">החזרת 200 בהצלחה, </w:t>
-      </w:r>
-    </w:p>
-    <w:p>
-      <w:pPr>
-        <w:jc w:val="right"/>
-        <w:rPr>
-          <w:rtl/>
-        </w:rPr>
-      </w:pPr>
-      <w:r>
-        <w:rPr>
-          <w:rFonts w:hint="cs"/>
-          <w:rtl/>
-        </w:rPr>
-        <w:t>החזרת 404 ב</w:t>
-      </w:r>
-      <w:proofErr w:type="spellStart"/>
-      <w:r>
-        <w:t>orderId</w:t>
-      </w:r>
-      <w:proofErr w:type="spellEnd"/>
-      <w:r>
-        <w:rPr>
-          <w:rFonts w:hint="cs"/>
-          <w:rtl/>
-        </w:rPr>
-        <w:t xml:space="preserve"> שגוי</w:t>
-      </w:r>
-    </w:p>
-    <w:p>
-      <w:pPr>
-        <w:jc w:val="right"/>
-        <w:rPr>
-          <w:rFonts w:hint="cs"/>
-        </w:rPr>
-      </w:pPr>
-    </w:p>
-    <w:p>
-      <w:pPr>
-        <w:jc w:val="right"/>
-        <w:rPr>
-          <w:rFonts w:hint="cs"/>
-          <w:rtl/>
-        </w:rPr>
-      </w:pPr>
-    </w:p>
-    <w:p>
-      <w:pPr>
-        <w:jc w:val="center"/>
-        <w:rPr>
-          <w:u w:val="single"/>
-          <w:rtl/>
-        </w:rPr>
-      </w:pPr>
-      <w:r>
-        <w:rPr>
-          <w:rFonts w:hint="cs"/>
-          <w:u w:val="single"/>
-          <w:rtl/>
-        </w:rPr>
-        <w:t xml:space="preserve">אפיון טבלאות </w:t>
-      </w:r>
-      <w:r>
-        <w:rPr>
-          <w:rFonts w:hint="cs"/>
-          <w:u w:val="single"/>
-        </w:rPr>
-        <w:t>DB</w:t>
-      </w:r>
-      <w:r>
-        <w:rPr>
-          <w:rFonts w:hint="cs"/>
-          <w:u w:val="single"/>
-          <w:rtl/>
-        </w:rPr>
-        <w:t>:</w:t>
-      </w:r>
-    </w:p>
-    <w:p>
-      <w:pPr>
-        <w:jc w:val="right"/>
-        <w:rPr>
-          <w:u w:val="single"/>
-        </w:rPr>
-      </w:pPr>
-      <w:proofErr w:type="spellStart"/>
-      <w:r>
-        <w:rPr>
-          <w:u w:val="single"/>
-        </w:rPr>
-        <w:t>Shipment_status</w:t>
-      </w:r>
-      <w:proofErr w:type="spellEnd"/>
-      <w:r>
-        <w:rPr>
-          <w:u w:val="single"/>
-        </w:rPr>
-        <w:t>:</w:t>
+    </w:p>
+    <w:p>
+      <w:pPr>
+        <w:jc w:val="right"/>
+        <w:rPr>
+          <w:u w:val="single"/>
+        </w:rPr>
+      </w:pPr>
+      <w:r>
+        <w:rPr>
+          <w:u w:val="single"/>
+        </w:rPr>
+        <w:t>Shipment_status:</w:t>
       </w:r>
     </w:p>
     <w:p>
@@ -512,30 +423,17 @@
       <w:pPr>
         <w:jc w:val="right"/>
       </w:pPr>
-      <w:proofErr w:type="spellStart"/>
       <w:r>
         <w:lastRenderedPageBreak/>
-        <w:t>Order_id</w:t>
-      </w:r>
-      <w:proofErr w:type="spellEnd"/>
-      <w:r>
-        <w:t xml:space="preserve"> int not null</w:t>
-      </w:r>
-    </w:p>
-    <w:p>
-      <w:pPr>
-        <w:jc w:val="right"/>
-      </w:pPr>
-      <w:r>
-        <w:t xml:space="preserve">Status </w:t>
-      </w:r>
-      <w:proofErr w:type="gramStart"/>
-      <w:r>
-        <w:t>varchar(</w:t>
-      </w:r>
-      <w:proofErr w:type="gramEnd"/>
-      <w:r>
-        <w:t>10) not null</w:t>
+        <w:t>Order_id int not null</w:t>
+      </w:r>
+    </w:p>
+    <w:p>
+      <w:pPr>
+        <w:jc w:val="right"/>
+      </w:pPr>
+      <w:r>
+        <w:t>Status varchar(10) not null</w:t>
       </w:r>
     </w:p>
     <w:p>
@@ -554,25 +452,7 @@
           <w:sz w:val="19"/>
           <w:szCs w:val="19"/>
         </w:rPr>
-        <w:t>'</w:t>
-      </w:r>
-      <w:proofErr w:type="spellStart"/>
-      <w:r>
-        <w:rPr>
-          <w:rFonts w:ascii="Consolas" w:hAnsi="Consolas" w:cs="Consolas"/>
-          <w:sz w:val="19"/>
-          <w:szCs w:val="19"/>
-        </w:rPr>
-        <w:t>Created','Packed','Shipped','Delivered</w:t>
-      </w:r>
-      <w:proofErr w:type="spellEnd"/>
-      <w:r>
-        <w:rPr>
-          <w:rFonts w:ascii="Consolas" w:hAnsi="Consolas" w:cs="Consolas"/>
-          <w:sz w:val="19"/>
-          <w:szCs w:val="19"/>
-        </w:rPr>
-        <w:t>'</w:t>
+        <w:t>'Created','Packed','Shipped','Delivered'</w:t>
       </w:r>
       <w:r>
         <w:t>)</w:t>
@@ -582,24 +462,123 @@
       <w:pPr>
         <w:jc w:val="right"/>
       </w:pPr>
-      <w:proofErr w:type="spellStart"/>
-      <w:r>
-        <w:t>Event_time</w:t>
-      </w:r>
-      <w:proofErr w:type="spellEnd"/>
-      <w:r>
-        <w:t xml:space="preserve"> datetime not null default </w:t>
-      </w:r>
-      <w:proofErr w:type="spellStart"/>
-      <w:proofErr w:type="gramStart"/>
-      <w:r>
-        <w:t>getdate</w:t>
-      </w:r>
-      <w:proofErr w:type="spellEnd"/>
-      <w:r>
-        <w:t>(</w:t>
-      </w:r>
-      <w:proofErr w:type="gramEnd"/>
+      <w:r>
+        <w:t>Event_time datetime not null default getdate()</w:t>
+      </w:r>
+    </w:p>
+    <w:p>
+      <w:pPr>
+        <w:jc w:val="right"/>
+        <w:rPr>
+          <w:u w:val="single"/>
+        </w:rPr>
+      </w:pPr>
+      <w:r>
+        <w:rPr>
+          <w:u w:val="single"/>
+        </w:rPr>
+        <w:t>Kafka:</w:t>
+      </w:r>
+    </w:p>
+    <w:p>
+      <w:pPr>
+        <w:jc w:val="right"/>
+        <w:rPr>
+          <w:u w:val="single"/>
+        </w:rPr>
+      </w:pPr>
+      <w:r>
+        <w:rPr>
+          <w:u w:val="single"/>
+        </w:rPr>
+        <w:t xml:space="preserve">topics: </w:t>
+      </w:r>
+    </w:p>
+    <w:p>
+      <w:pPr>
+        <w:jc w:val="right"/>
+      </w:pPr>
+      <w:r>
+        <w:t>shipment-status</w:t>
+      </w:r>
+      <w:r>
+        <w:t xml:space="preserve"> (key-orderId)</w:t>
+      </w:r>
+      <w:r>
+        <w:t xml:space="preserve">, </w:t>
+      </w:r>
+    </w:p>
+    <w:p>
+      <w:pPr>
+        <w:jc w:val="right"/>
+        <w:rPr>
+          <w:rtl/>
+        </w:rPr>
+      </w:pPr>
+      <w:r>
+        <w:t xml:space="preserve">user-notifications </w:t>
+      </w:r>
+      <w:r>
+        <w:t>(key-orderId)</w:t>
+      </w:r>
+    </w:p>
+    <w:p>
+      <w:pPr>
+        <w:jc w:val="right"/>
+        <w:rPr>
+          <w:u w:val="single"/>
+        </w:rPr>
+      </w:pPr>
+      <w:r>
+        <w:rPr>
+          <w:u w:val="single"/>
+        </w:rPr>
+        <w:t xml:space="preserve">Consumer: </w:t>
+      </w:r>
+    </w:p>
+    <w:p>
+      <w:pPr>
+        <w:jc w:val="right"/>
+      </w:pPr>
+      <w:r>
+        <w:t xml:space="preserve">api listen </w:t>
+      </w:r>
+      <w:r>
+        <w:t>shipment-status topic</w:t>
+      </w:r>
+    </w:p>
+    <w:p>
+      <w:pPr>
+        <w:jc w:val="right"/>
+      </w:pPr>
+      <w:r>
+        <w:t>get message</w:t>
+      </w:r>
+    </w:p>
+    <w:p>
+      <w:pPr>
+        <w:jc w:val="right"/>
+      </w:pPr>
+      <w:r>
+        <w:t>if message exist in db - return</w:t>
+      </w:r>
+    </w:p>
+    <w:p>
+      <w:pPr>
+        <w:jc w:val="right"/>
+      </w:pPr>
+      <w:r>
+        <w:t xml:space="preserve">else </w:t>
+      </w:r>
+      <w:r>
+        <w:t>insert to db</w:t>
+      </w:r>
+      <w:r>
+        <w:t xml:space="preserve"> (at least one</w:t>
+      </w:r>
+      <w:r>
+        <w:t>, to ignore duplicates</w:t>
+      </w:r>
       <w:r>
         <w:t>)</w:t>
       </w:r>
@@ -615,195 +594,34 @@
         <w:rPr>
           <w:u w:val="single"/>
         </w:rPr>
-        <w:t>Kafka:</w:t>
-      </w:r>
-    </w:p>
-    <w:p>
-      <w:pPr>
-        <w:jc w:val="right"/>
-        <w:rPr>
-          <w:u w:val="single"/>
-        </w:rPr>
-      </w:pPr>
-      <w:r>
-        <w:rPr>
-          <w:u w:val="single"/>
-        </w:rPr>
-        <w:t xml:space="preserve">topics: </w:t>
-      </w:r>
-    </w:p>
-    <w:p>
-      <w:pPr>
-        <w:jc w:val="right"/>
-      </w:pPr>
-      <w:r>
-        <w:t>shipment-status</w:t>
-      </w:r>
-      <w:r>
-        <w:t xml:space="preserve"> (key-</w:t>
-      </w:r>
-      <w:proofErr w:type="spellStart"/>
-      <w:r>
-        <w:t>orderId</w:t>
-      </w:r>
-      <w:proofErr w:type="spellEnd"/>
-      <w:r>
-        <w:t>)</w:t>
-      </w:r>
-      <w:r>
-        <w:t xml:space="preserve">, </w:t>
-      </w:r>
-    </w:p>
-    <w:p>
-      <w:pPr>
-        <w:jc w:val="right"/>
+        <w:t>Producer:</w:t>
+      </w:r>
+    </w:p>
+    <w:p>
+      <w:pPr>
+        <w:jc w:val="right"/>
+      </w:pPr>
+      <w:r>
+        <w:t>if status='</w:t>
+      </w:r>
+      <w:r>
+        <w:t>S</w:t>
+      </w:r>
+      <w:r>
+        <w:t>hipped' send message to user-notification topic</w:t>
+      </w:r>
+    </w:p>
+    <w:p>
+      <w:pPr>
+        <w:jc w:val="right"/>
+        <w:rPr>
+          <w:u w:val="single"/>
+          <w:rtl/>
+        </w:rPr>
+      </w:pPr>
+      <w:r>
         <w:rPr>
           <w:rFonts w:hint="cs"/>
-          <w:rtl/>
-        </w:rPr>
-      </w:pPr>
-      <w:r>
-        <w:t>user</w:t>
-      </w:r>
-      <w:r>
-        <w:t>-</w:t>
-      </w:r>
-      <w:r>
-        <w:t>notifications</w:t>
-      </w:r>
-      <w:r>
-        <w:t xml:space="preserve"> </w:t>
-      </w:r>
-      <w:r>
-        <w:t>(key-</w:t>
-      </w:r>
-      <w:proofErr w:type="spellStart"/>
-      <w:r>
-        <w:t>orderId</w:t>
-      </w:r>
-      <w:proofErr w:type="spellEnd"/>
-      <w:r>
-        <w:t>)</w:t>
-      </w:r>
-    </w:p>
-    <w:p>
-      <w:pPr>
-        <w:jc w:val="right"/>
-        <w:rPr>
-          <w:u w:val="single"/>
-        </w:rPr>
-      </w:pPr>
-      <w:r>
-        <w:rPr>
-          <w:u w:val="single"/>
-        </w:rPr>
-        <w:t xml:space="preserve">Consumer: </w:t>
-      </w:r>
-    </w:p>
-    <w:p>
-      <w:pPr>
-        <w:jc w:val="right"/>
-      </w:pPr>
-      <w:proofErr w:type="spellStart"/>
-      <w:r>
-        <w:t>api</w:t>
-      </w:r>
-      <w:proofErr w:type="spellEnd"/>
-      <w:r>
-        <w:t xml:space="preserve"> listen </w:t>
-      </w:r>
-      <w:r>
-        <w:t>shipment-status topic</w:t>
-      </w:r>
-    </w:p>
-    <w:p>
-      <w:pPr>
-        <w:jc w:val="right"/>
-      </w:pPr>
-      <w:r>
-        <w:t>get message</w:t>
-      </w:r>
-    </w:p>
-    <w:p>
-      <w:pPr>
-        <w:jc w:val="right"/>
-      </w:pPr>
-      <w:r>
-        <w:t xml:space="preserve">if message exist in </w:t>
-      </w:r>
-      <w:proofErr w:type="spellStart"/>
-      <w:r>
-        <w:t>db</w:t>
-      </w:r>
-      <w:proofErr w:type="spellEnd"/>
-      <w:r>
-        <w:t xml:space="preserve"> - return</w:t>
-      </w:r>
-    </w:p>
-    <w:p>
-      <w:pPr>
-        <w:jc w:val="right"/>
-      </w:pPr>
-      <w:r>
-        <w:t xml:space="preserve">else </w:t>
-      </w:r>
-      <w:r>
-        <w:t xml:space="preserve">insert to </w:t>
-      </w:r>
-      <w:proofErr w:type="spellStart"/>
-      <w:r>
-        <w:t>db</w:t>
-      </w:r>
-      <w:proofErr w:type="spellEnd"/>
-      <w:r>
-        <w:t xml:space="preserve"> (at least one</w:t>
-      </w:r>
-      <w:r>
-        <w:t>, to ignore duplicates</w:t>
-      </w:r>
-      <w:r>
-        <w:t>)</w:t>
-      </w:r>
-    </w:p>
-    <w:p>
-      <w:pPr>
-        <w:jc w:val="right"/>
-        <w:rPr>
-          <w:u w:val="single"/>
-        </w:rPr>
-      </w:pPr>
-      <w:r>
-        <w:rPr>
-          <w:u w:val="single"/>
-        </w:rPr>
-        <w:t>Producer:</w:t>
-      </w:r>
-    </w:p>
-    <w:p>
-      <w:pPr>
-        <w:jc w:val="right"/>
-      </w:pPr>
-      <w:r>
-        <w:t>if status='</w:t>
-      </w:r>
-      <w:r>
-        <w:t>S</w:t>
-      </w:r>
-      <w:r>
-        <w:t>hipped' send message to user-notification topic</w:t>
-      </w:r>
-    </w:p>
-    <w:p>
-      <w:pPr>
-        <w:jc w:val="right"/>
-        <w:rPr>
-          <w:u w:val="single"/>
-          <w:rtl/>
-        </w:rPr>
-      </w:pPr>
-      <w:r>
-        <w:rPr>
-          <w:rFonts w:hint="cs"/>
           <w:u w:val="single"/>
           <w:rtl/>
         </w:rPr>
@@ -814,85 +632,44 @@
       <w:pPr>
         <w:jc w:val="right"/>
       </w:pPr>
-      <w:proofErr w:type="spellStart"/>
-      <w:r>
-        <w:t>Nestjs</w:t>
-      </w:r>
-      <w:proofErr w:type="spellEnd"/>
-      <w:r>
-        <w:t xml:space="preserve">- </w:t>
-      </w:r>
-      <w:proofErr w:type="spellStart"/>
-      <w:r>
-        <w:t>api</w:t>
-      </w:r>
-      <w:proofErr w:type="spellEnd"/>
-    </w:p>
-    <w:p>
-      <w:pPr>
-        <w:jc w:val="right"/>
-      </w:pPr>
-      <w:proofErr w:type="spellStart"/>
-      <w:r>
-        <w:t>Nestjs</w:t>
-      </w:r>
-      <w:proofErr w:type="spellEnd"/>
-      <w:r>
-        <w:t>/</w:t>
-      </w:r>
-      <w:r>
-        <w:t xml:space="preserve">microservices- </w:t>
-      </w:r>
-      <w:proofErr w:type="spellStart"/>
-      <w:r>
-        <w:t>kafka</w:t>
-      </w:r>
-      <w:proofErr w:type="spellEnd"/>
-    </w:p>
-    <w:p>
-      <w:pPr>
-        <w:jc w:val="right"/>
-      </w:pPr>
-      <w:proofErr w:type="spellStart"/>
-      <w:r>
-        <w:t>Kafkajs</w:t>
-      </w:r>
-      <w:proofErr w:type="spellEnd"/>
-      <w:r>
-        <w:t xml:space="preserve">- </w:t>
-      </w:r>
-      <w:proofErr w:type="spellStart"/>
-      <w:r>
-        <w:t>kafka</w:t>
-      </w:r>
-      <w:proofErr w:type="spellEnd"/>
-      <w:r>
-        <w:t xml:space="preserve"> client</w:t>
-      </w:r>
-    </w:p>
-    <w:p>
-      <w:pPr>
-        <w:jc w:val="right"/>
-      </w:pPr>
-      <w:proofErr w:type="spellStart"/>
-      <w:r>
-        <w:t>Typeorm</w:t>
-      </w:r>
-      <w:proofErr w:type="spellEnd"/>
-      <w:r>
-        <w:t xml:space="preserve">- connection to </w:t>
-      </w:r>
-      <w:proofErr w:type="spellStart"/>
-      <w:r>
-        <w:t>db</w:t>
-      </w:r>
-      <w:proofErr w:type="spellEnd"/>
-    </w:p>
-    <w:p>
-      <w:pPr>
-        <w:jc w:val="right"/>
-        <w:rPr>
-          <w:rFonts w:hint="cs"/>
+      <w:r>
+        <w:t>Nestjs- api</w:t>
+      </w:r>
+    </w:p>
+    <w:p>
+      <w:pPr>
+        <w:jc w:val="right"/>
+      </w:pPr>
+      <w:r>
+        <w:t>Nestjs/</w:t>
+      </w:r>
+      <w:r>
+        <w:t>microservices- kafka</w:t>
+      </w:r>
+    </w:p>
+    <w:p>
+      <w:pPr>
+        <w:jc w:val="right"/>
+      </w:pPr>
+      <w:r>
+        <w:t>Kafkajs- kafka client</w:t>
+      </w:r>
+    </w:p>
+    <w:p>
+      <w:pPr>
+        <w:jc w:val="right"/>
+      </w:pPr>
+      <w:r>
+        <w:t>mssql</w:t>
+      </w:r>
+      <w:r>
+        <w:t>- connection to db</w:t>
+      </w:r>
+    </w:p>
+    <w:p>
+      <w:pPr>
+        <w:jc w:val="right"/>
+        <w:rPr>
           <w:rtl/>
         </w:rPr>
       </w:pPr>
@@ -965,9 +742,6 @@
   <w:p>
     <w:pPr>
       <w:pStyle w:val="a3"/>
-      <w:rPr>
-        <w:rFonts w:hint="cs"/>
-      </w:rPr>
     </w:pPr>
     <w:r>
       <w:rPr>
